--- a/papers/01_L1_PrematureConvergence_交差稿.docx
+++ b/papers/01_L1_PrematureConvergence_交差稿.docx
@@ -7826,7 +7826,14 @@
               <w:jc w:val="left"/>
             </w:pPr>
             <w:r>
-              <w:t xml:space="preserve">方向都不一致，未观察到支持</w:t>
+              <w:t xml:space="preserve">方向都不一致，</w:t>
+            </w:r>
+            <w:r>
+              <w:rPr>
+                <w:bCs/>
+                <w:b/>
+              </w:rPr>
+              <w:t xml:space="preserve">未观察到支持</w:t>
             </w:r>
           </w:p>
         </w:tc>
@@ -7876,7 +7883,14 @@
               <w:jc w:val="left"/>
             </w:pPr>
             <w:r>
-              <w:t xml:space="preserve">1/3 题超阈值，低于分辨率</w:t>
+              <w:t xml:space="preserve">1/3 题超阈值，</w:t>
+            </w:r>
+            <w:r>
+              <w:rPr>
+                <w:bCs/>
+                <w:b/>
+              </w:rPr>
+              <w:t xml:space="preserve">低于分辨率</w:t>
             </w:r>
           </w:p>
         </w:tc>
@@ -7899,7 +7913,17 @@
         <w:pStyle w:val="BodyText"/>
       </w:pPr>
       <w:r>
-        <w:t xml:space="preserve">同参数跑第二遍的跨批检查给出判决级的一致性：实质翻转 0/3，两个批次的差值中位都在 −0.004 到 +0.008 之间，落在预注册阈值 0.05 之下（二组报告 结论 2.8 的跨批可复现性表）。这两批读数全部来自零判官的几何量，不涉及判官，也不存在同源自证的问题。但这个结论有一个必须带上口径：主读数是模态数这个几何量，而在词面层其实看得出差异，单框架那一臂的词面共享度明显更高（0.080 对 0.046）。两种测法不一致，因此「跨型号、跨框架无用」只能写成是发现而不是判决（二组报告 结论 7 的「不能」表）。这两个旋钮动的是身份，不是路径。在「答案唯一 + 路径多样」的题族上重测同一组臂，方向随题改变：同型号与单框架在 S4 与 S6 上升高（逐组方向 ↑3/↓0），在 S5 上降低（↑1/↓2），因此结论只能写成题依赖、不能当旋钮用（二组报告 结论 2.11）。把这一批与上一批合起来读，得到本章反复要用的那句话：多样性必须作用在路径上，不是作用在身份上。这一条与 ToT 原文的结论同向，不得作为本项目的新发现主张（②A §5.8 机制链第 4 条）。</w:t>
+        <w:t xml:space="preserve">同参数跑第二遍的跨批检查给出判决级的一致性：实质翻转 0/3，两个批次的差值中位都在 −0.004 到 +0.008 之间，落在预注册阈值 0.05 之下（二组报告 结论 2.8 的跨批可复现性表）。这两批读数全部来自零判官的几何量，不涉及判官，也不存在同源自证的问题。但这个结论有一个必须带上口径：主读数是模态数这个几何量，而在词面层其实看得出差异，单框架那一臂的词面共享度明显更高（0.080 对 0.046）。两种测法不一致，因此「跨型号、跨框架无用」只能写成是发现而不是判决（二组报告 结论 7 的「不能」表）。这两个旋钮动的是身份，不是路径。在「答案唯一 + 路径多样」的题族上重测同一组臂，方向随题改变：同型号与单框架在 S4 与 S6 上升高（逐组方向 ↑3/↓0），在 S5 上降低（↑1/↓2），因此结论只能写成题依赖、不能当旋钮用（二组报告 结论 2.11）。把这一批与上一批合起来读，得到本章反复要用的那句话：</w:t>
+      </w:r>
+      <w:r>
+        <w:rPr>
+          <w:bCs/>
+          <w:b/>
+        </w:rPr>
+        <w:t xml:space="preserve">多样性必须作用在路径上，不是作用在身份上</w:t>
+      </w:r>
+      <w:r>
+        <w:t xml:space="preserve">。这一条与 ToT 原文的结论同向，不得作为本项目的新发现主张（②A §5.8 机制链第 4 条）。</w:t>
       </w:r>
     </w:p>
     <w:bookmarkEnd w:id="51"/>
@@ -7917,7 +7941,7 @@
         <w:pStyle w:val="FirstParagraph"/>
       </w:pPr>
       <w:r>
-        <w:t xml:space="preserve">第二种形态给出的读数方向相反，必须并列。前人在有权威结构的协作拓扑内把单模型换成异构模型，Interdisciplinary 从 2.197 升到 2.943（+34.0%，p = 0.0003，d = 2.33），Leader-Led 从 2.285 升到 2.619（+14.6%，p = 0.071，不显著），Horizontal 从 2.755 降到 2.641（−4.1%，p = 0.627）；跨拓扑的另一张表给出另一个直觉，Mixed-Model Horizontal 的均值 Vendi 3.402 ± 0.332，显著优于所有单模型基线，d 在 1.58 到 6.53 之间，全部 p &lt; 0.0001（②A §2.5(g)）。这两张表是两种不同的对照，既不能互相印证也不能互相反驳。它们合起来给出的限定是硬的：本文「跨型号与认知框架错位未观察到支持」这一条，只在无交互的并行发散这一种拓扑下成立，不得被读成「换模型没用」这条一般规律（②A §7 适用条件 A1）。引用这条外部读数时还要压低一档力度。第二组曾逐 YAML 解析前人的配置，发现论文层的「5 种 persona structure」与代码层</w:t>
+        <w:t xml:space="preserve">第二种形态给出的读数方向相反，必须并列。前人在有权威结构的协作拓扑内把单模型换成异构模型，Interdisciplinary 从 2.197 升到 2.943（+34.0%，p = 0.0003，d = 2.33），Leader-Led 从 2.285 升到 2.619（+14.6%，p = 0.071，不显著），Horizontal 从 2.755 降到 2.641（−4.1%，p = 0.627）；跨拓扑的另一张表给出另一个直觉，Mixed-Model Horizontal 的均值 Vendi 3.402 ± 0.332，优于所有单模型基线（d 在 1.58 到 6.53 之间，全部 p &lt; 0.0001，②A §2.5(g)）。这两张表是两种不同的对照，既不能互相印证也不能互相反驳。它们合起来给出的限定是硬的：本文「跨型号与认知框架错位未观察到支持」这一条，只在无交互的并行发散这一种拓扑下成立，不得被读成「换模型没用」这条一般规律（②A §7 适用条件 A1）。引用这条外部读数时还要压低一档力度。第二组曾逐 YAML 解析前人的配置，发现论文层的「5 种 persona structure」与代码层</w:t>
       </w:r>
       <w:r>
         <w:t xml:space="preserve"> </w:t>
@@ -8020,7 +8044,7 @@
         <w:pStyle w:val="FirstParagraph"/>
       </w:pPr>
       <w:r>
-        <w:t xml:space="preserve">另一条思路不是让多个 Agent 各写一份，而是去模拟人的发散机制本身。ADHD 式的工作流大致是这样的：一次连发多个想法，在若干个认知框架之间分散注意力，生成之后由内置的批评环节筛一遍，再聚类取前若干条深化；本项目接入的那条臂是 5 个认知帧、每帧连发 6 个想法、取前 3 条，整条链路 11 到 12 次调用，与 ToT 臂不共享分支（</w:t>
+        <w:t xml:space="preserve">另一条思路不是让多个 Agent 各写一份，而是去模拟人的发散机制本身。ADHD 式的工作流大致是这样的：一次连发多个想法，在若干个认知帧之间分散注意力，生成之后由内置的批评环节筛一遍，再聚类取前若干条深化；本项目接入的那条臂是 5 个认知帧、每帧连发 6 个想法、取前 3 条，整条链路 11 到 12 次调用，与 ToT 臂不共享分支（</w:t>
       </w:r>
       <w:r>
         <w:rPr>
@@ -8353,7 +8377,17 @@
         <w:pStyle w:val="BodyText"/>
       </w:pPr>
       <w:r>
-        <w:t xml:space="preserve">这张表最重要的不是消耗率，是候选集那一列：5 支只产生约 1.6 到 1.9 个有效模态。于是两个假设都得到了明确的判决。换选择策略（sample 对 greedy）不改选谁，逐题差值 −0.062 / +0.003 / +0.012；换评估器（vote 对 value）也不改选谁，逐题差值 −0.016 / +0.061 / −0.019，两项都是未观察到支持；而第三个假设因为定义上恒等（四臂共享同一次发散，候选集必然相同）被判不可判。结论因此定位到生成侧而不是选择侧：强选择器根本无事可选，问题不是「选得对不对」，而是一次采样压根没有生成出不同的路径。这正好闭环了 ToT 原文那句「the game's bottleneck is thought generation」，而且在非分解任务上以更极端的形式出现，连两个模态都不到（②A §2.5(e)）。</w:t>
+        <w:t xml:space="preserve">这张表最重要的不是消耗率，是候选集那一列：5 支只产生约 1.6 到 1.9 个有效模态。于是两个假设都得到了明确的判决。换选择策略（sample 对 greedy）不改选谁，逐题差值 −0.062 / +0.003 / +0.012；换评估器（vote 对 value）也不改选谁，逐题差值 −0.016 / +0.061 / −0.019，两项都是未观察到支持；而第三个假设因为定义上恒等（四臂共享同一次发散，候选集必然相同）被判</w:t>
+      </w:r>
+      <w:r>
+        <w:rPr>
+          <w:bCs/>
+          <w:b/>
+        </w:rPr>
+        <w:t xml:space="preserve">不可判</w:t>
+      </w:r>
+      <w:r>
+        <w:t xml:space="preserve">。结论因此定位到生成侧而不是选择侧：强选择器根本无事可选，问题不是「选得对不对」，而是一次采样压根没有生成出不同的路径。这正好闭环了 ToT 原文那句「the game's bottleneck is thought generation」，而且在非分解任务上以更极端的形式出现，连两个模态都不到（②A §2.5(e)）。</w:t>
       </w:r>
     </w:p>
     <w:bookmarkEnd w:id="59"/>
@@ -8371,7 +8405,17 @@
         <w:pStyle w:val="FirstParagraph"/>
       </w:pPr>
       <w:r>
-        <w:t xml:space="preserve">「多走几条路」这条思路本身还有另一批读数，那就是加支数。它值得单独讲，因为它是本项目里唯一一个原始读数为正的旋钮，也是唯一一个被降级过两次的旋钮。原始读数是 18 组次 6 题，方向为 ↑12 / 持平 6 / ↓0，零组次变窄；按题内中位看，T1 从 4 升到 6，T2 从 1 升到 2，T3 从 5 升到 7，S4 从 4 升到 7，S5 持平在 5，S6 从 4 升到 5。但这个读数被三道门逐层收紧（②A §3.8.1）。</w:t>
+        <w:t xml:space="preserve">「多走几条路」这条思路本身还有另一批读数，那就是加支数。它值得单独讲，因为它是本项目里唯一一个原始读数为正的旋钮，也是唯一一个被降级过两次的旋钮。原始读数是 18 组次 6 题，方向为 ↑12 / 持平 6 / ↓0，</w:t>
+      </w:r>
+      <w:r>
+        <w:rPr>
+          <w:bCs/>
+          <w:b/>
+        </w:rPr>
+        <w:t xml:space="preserve">零组次变窄</w:t>
+      </w:r>
+      <w:r>
+        <w:t xml:space="preserve">；按题内中位看，T1 从 4 升到 6，T2 从 1 升到 2，T3 从 5 升到 7，S4 从 4 升到 7，S5 持平在 5，S6 从 4 升到 5。但这个读数被三道门逐层收紧（②A §3.8.1）。</w:t>
       </w:r>
     </w:p>
     <w:tbl>
@@ -8613,7 +8657,7 @@
         <w:pStyle w:val="FirstParagraph"/>
       </w:pPr>
       <w:r>
-        <w:t xml:space="preserve">把这些收在一起，本项目在设计层给出的公式是杠杆等于支数乘以题里的可分叉决策数（②A §1.6.2）。两个因子是串联的：支数为零可分叉决策，再多身份也只是同一条路重复走；可分叉决策数为零（答案与推导都唯一），支数再多也只在一条路上排队。支数不涨面宽的那道题重标之后正是路径单一的那道，与公式同向。公式的性质必须写清：它依托的读数是事后校准的，而且那批没有事前预注册，证据等级属探索性，不作判决；路径分类是组内重标、待独立核验；题级 n = 3、题数 6，只报方向与范围不报 p 值。要把它从条件性描述升为受控结论，需要造同一题的孪生版本（路径唯一版与路径多样版，其余一切不变），路径多样版的模态数高于路径唯一版、且题内配对、题数不少于 5 才算受控成立（【待取证 T-A-01】）。层2 内部还有一组读数指向同一个方向：在路径多样的题上，换认知位置的臂把钻牛角尖率从 80% 到 100% 降到 50%（每臂 n = 4 到 5）；而在路径单一的题上四个臂全部踩坑。这说明「该不该发散」是由题型决定的，把它写死就一定会在某些题上出错（②A §1.6.2 末段、§1.7）。这条与层3 的接口是：层2 与层3 共用同一份代码与同一个策略选</w:t>
+        <w:t xml:space="preserve">把这些收在一起，本项目在设计层给出的公式是杠杆等于支数乘以题里的可分叉决策数（②A §1.6.2）。两个因子是串联的：支数为零可分叉决策，再多身份也只是同一条路重复走；可分叉决策数为零（答案与推导都唯一），支数再多也只在一条路上排队。支数不涨面宽的那道题重标之后正是路径单一的那道，与公式同向。公式的性质必须写清：它依托的读数是事后校准的，而且那批没有事前预注册，证据等级属探索性，不作判决；路径分类是组内重标、待独立核验；题级 n = 3、题数 6，只报方向与范围不报 p 值。要把它从条件性描述升为受控结论，需要造同一题的孪生版本（路径唯一版与路径多样版，其余一切不变），路径多样版的模态数高于路径唯一版、且题内配对、题数不少于 5 才算受控成立（【待取证 T-A-01】）。层2 内部还有一组读数指向同一个方向：在路径多样的题上，换认知位置的臂把钻牛角尖率从 80–100% 降到 50%（每臂 n = 4 到 5）；而在路径单一的题上四个臂全部踩坑。这说明「该不该发散」是由题型决定的，把它写死就一定会在某些题上出错（②A §1.6.2 末段、§1.7）。这条与层3 的接口是：层2 与层3 共用同一份代码与同一个策略选</w:t>
       </w:r>
       <w:r>
         <w:t xml:space="preserve"> </w:t>
@@ -9137,7 +9181,17 @@
         <w:pStyle w:val="BodyText"/>
       </w:pPr>
       <w:r>
-        <w:t xml:space="preserve">融合门在这一轴上是双输：面深最低（0.160），语义面深最负（−0.035，输出不偏向任何一支，是真正的综合而不是删减），而且额外花 2 次 LLM 调用，其余三臂都是 0 次。两种独立测法给出同一排序，所以这个读数不依赖单一口径。</w:t>
+        <w:t xml:space="preserve">融合门在这一轴上是</w:t>
+      </w:r>
+      <w:r>
+        <w:rPr>
+          <w:bCs/>
+          <w:b/>
+        </w:rPr>
+        <w:t xml:space="preserve">双输</w:t>
+      </w:r>
+      <w:r>
+        <w:t xml:space="preserve">：面深最低（0.160），语义面深最负（−0.035，输出不偏向任何一支，是真正的综合而不是删减），而且额外花 2 次 LLM 调用，其余三臂都是 0 次。两种独立测法给出同一排序，所以这个读数不依赖单一口径。</w:t>
       </w:r>
     </w:p>
     <w:bookmarkEnd w:id="63"/>
@@ -9716,7 +9770,17 @@
         <w:pStyle w:val="FirstParagraph"/>
       </w:pPr>
       <w:r>
-        <w:t xml:space="preserve">把这些手段放在一起看，得到的不是一条「有效」或「无效」的结论，而是一套分工。身份轴无效，路径轴有条件有效，末步的融合无效而选择有效，而扩宽应当放在生成之后的筛选里。凡是要「选赢家」的轴，都必须另配留出判决，因为覆盖没有赢家。判定侧的核心是双边净增益：净增益等于新增条数减去丢失条数，并按承重分层。批 1（仓内 20 条，5 臂乘 2 重复乘 2 题）已按这个口径回填，判决是「不可分辨」，下面四行读数必须一起读（②A §5.2.4）。</w:t>
+        <w:t xml:space="preserve">把这些手段放在一起看，得到的不是一条「有效」或「无效」的结论，而是一套分工。身份轴无效，路径轴有条件有效，末步的融合无效而选择有效，而扩宽应当放在生成之后的筛选里。凡是要「选赢家」的轴，都必须另配留出判决，因为覆盖没有赢家。判定侧的核心是双边净增益：净增益等于新增条数减去丢失条数，并按承重分层。批 1（仓内 20 条，5 臂乘 2 重复乘 2 题）已按这个口径回填，判决是</w:t>
+      </w:r>
+      <w:r>
+        <w:rPr>
+          <w:bCs/>
+          <w:b/>
+        </w:rPr>
+        <w:t xml:space="preserve">不可分辨</w:t>
+      </w:r>
+      <w:r>
+        <w:t xml:space="preserve">，下面四行读数必须一起读（②A §5.2.4）。</w:t>
       </w:r>
     </w:p>
     <w:tbl>
@@ -10069,7 +10133,17 @@
         <w:pStyle w:val="FirstParagraph"/>
       </w:pPr>
       <w:r>
-        <w:t xml:space="preserve">所以本章对设计层的结论可以写成五条（②A §1.6、§1.8）。一，多样性必须作用在路径上，不是作用在身份上；二，杠杆等于支数乘以题里的可分叉决策数；三，扩宽放在生成之后，按证据筛选；四，结果按双轴报告，宽度轴与承重轴必须同报，因为单轴指标会给出相反方向；五，下游是选择，不是融合。配套的反面清单是本章的另一半：身份多样性可以从设计空间里删掉，因为换型号与换框架在本文测的那种拓扑下未观察到支持；末步必须从融合换成选，因为融合在面宽与面深两轴上都输且额外花两次调用；不能把架构押在评估器的准确度上，因为跨评估器的逐例一致率只有 0.11；加支数必须先减基线，任何「加某样东西有效」的结论都要过三道门；架构杠杆必须换题才显形，在推导唯一的题上测架构等于在一条没有岔路的路上测方向盘。</w:t>
+        <w:t xml:space="preserve">所以本章对设计层的结论可以写成五条（②A §1.6、§1.8）。一，</w:t>
+      </w:r>
+      <w:r>
+        <w:rPr>
+          <w:bCs/>
+          <w:b/>
+        </w:rPr>
+        <w:t xml:space="preserve">多样性必须作用在路径上，不是作用在身份上</w:t>
+      </w:r>
+      <w:r>
+        <w:t xml:space="preserve">；二，杠杆等于支数乘以题里的可分叉决策数；三，扩宽放在生成之后，按证据筛选；四，结果按双轴报告，宽度轴与承重轴必须同报，因为单轴指标会给出相反方向；五，下游是选择，不是融合。配套的反面清单是本章的另一半：身份多样性可以从设计空间里删掉，因为换型号与换框架在本文测的那种拓扑下未观察到支持；末步必须从融合换成选，因为融合在面宽与面深两轴上都输且额外花两次调用；不能把架构押在评估器的准确度上，因为跨评估器的逐例一致率只有 0.11；加支数必须先减基线，任何「加某样东西有效」的结论都要过三道门；架构杠杆必须换题才显形，在推导唯一的题上测架构等于在一条没有岔路的路上测方向盘。</w:t>
       </w:r>
     </w:p>
     <w:bookmarkEnd w:id="70"/>
@@ -10087,7 +10161,17 @@
         <w:pStyle w:val="FirstParagraph"/>
       </w:pPr>
       <w:r>
-        <w:t xml:space="preserve">读数层的结论要按窄表述写：在推导唯一的任务上，架构旋钮未观察到可测贡献；在路径多样的任务上，交互结构级的多样性有大幅效应（Vendi 4.65 到 8.08，+74%），而 prompt 级的身份多样性未观察到支持。结论不是「架构没用」，而是架构的杠杆是交互结构与任务结构的交互，二者必须分开测（②A §5.9 结论句 ②）。本文的实测只覆盖 prompt 级，因此这句读法不得被读成「多 Agent 架构整体无效」。本章的适用范围有五条，都要跟着结论一起走（②A §7 开头适用条件 A1 到 A5）。</w:t>
+        <w:t xml:space="preserve">读数层的结论要按窄表述写：在推导唯一的任务上，架构旋钮未观察到可测贡献；在路径多样的任务上，交互结构级的多样性有大幅效应（Vendi 4.65 到 8.08，+74%），而 prompt 级的身份多样性未观察到支持。结论不是「架构没用」，而是架构的杠杆是交互结构与任务结构的交互，二者必须分开测（②A §5.9 结论句 ②）。本文的实测只覆盖 prompt 级，因此这句读法</w:t>
+      </w:r>
+      <w:r>
+        <w:rPr>
+          <w:bCs/>
+          <w:b/>
+        </w:rPr>
+        <w:t xml:space="preserve">不得被读成「多 Agent 架构整体无效」</w:t>
+      </w:r>
+      <w:r>
+        <w:t xml:space="preserve">。本章的适用范围有五条，都要跟着结论一起走（②A §7 开头适用条件 A1 到 A5）。</w:t>
       </w:r>
     </w:p>
     <w:tbl>
@@ -15703,7 +15787,7 @@
         <w:pStyle w:val="FirstParagraph"/>
       </w:pPr>
       <w:r>
-        <w:t xml:space="preserve">主流大语言模型按下一个词的概率续写，产出因此倾向于「流畅但无主」：它能写得很像样，但换一个作者、换一个立场，产出的骨架几乎不变（④D §1.1）。</w:t>
+        <w:t xml:space="preserve">主流大语言模型按下一个词的概率续写，产出因此倾向于「流畅但无主」：它能写得很像样，但换一个作者、换一个立场，产出的骨架几乎不变（④D §1.1）。这句话描述的是输出侧的现象，不是对模型内部能力的评价。本章要处理的是它背后那个可以拆开、可以测量的结构问题。</w:t>
       </w:r>
     </w:p>
     <w:p>
@@ -15711,7 +15795,27 @@
         <w:pStyle w:val="BodyText"/>
       </w:pPr>
       <w:r>
-        <w:t xml:space="preserve">这句话描述的是输出侧的现象，不是对模型内部能力的评价。本章要处理的是它背后那个可以拆开、可以测量的结构问题。</w:t>
+        <w:rPr>
+          <w:bCs/>
+          <w:b/>
+        </w:rPr>
+        <w:t xml:space="preserve">问题的形状是这样的。</w:t>
+      </w:r>
+      <w:r>
+        <w:t xml:space="preserve"> </w:t>
+      </w:r>
+      <w:r>
+        <w:t xml:space="preserve">设 Agent 独自直接写一篇东西，题面给出的是一个观点或情感方向上的目标，例如「站在哪一边」「放弃什么」。在直接生成里，这个目标进入上下文的方式是</w:t>
+      </w:r>
+      <w:r>
+        <w:rPr>
+          <w:bCs/>
+          <w:b/>
+        </w:rPr>
+        <w:t xml:space="preserve">一次性</w:t>
+      </w:r>
+      <w:r>
+        <w:t xml:space="preserve">的：它被写进题面或提示词，然后随着生成推进被后续 token 逐渐稀释。此后产出过程中的每一步取舍——写哪些细节、怎么排序、什么被略过——由「到这一步为止最顺的续写」决定。没有任何第二个载体在替这个目标持续记账，因此它既不能被追问来历，也不能在下一步改变可选集合。</w:t>
       </w:r>
     </w:p>
     <w:p>
@@ -15723,73 +15827,13 @@
           <w:bCs/>
           <w:b/>
         </w:rPr>
-        <w:t xml:space="preserve">问题的形状是这样的。</w:t>
+        <w:t xml:space="preserve">因此「缺乏内驱力」必须写成一句结构性的陈述，而不是一句关于模型的断言。</w:t>
       </w:r>
       <w:r>
         <w:t xml:space="preserve"> </w:t>
       </w:r>
       <w:r>
-        <w:t xml:space="preserve">设 Agent 独自直接写一篇东西，题面给出的是一个观点或情感方向上的目标，例如「站在哪一边」「放弃什么」。</w:t>
-      </w:r>
-    </w:p>
-    <w:p>
-      <w:pPr>
-        <w:pStyle w:val="BodyText"/>
-      </w:pPr>
-      <w:r>
-        <w:t xml:space="preserve">在直接生成里，这个目标进入上下文的方式是</w:t>
-      </w:r>
-      <w:r>
-        <w:rPr>
-          <w:bCs/>
-          <w:b/>
-        </w:rPr>
-        <w:t xml:space="preserve">一次性</w:t>
-      </w:r>
-      <w:r>
-        <w:t xml:space="preserve">的：它被写进题面或提示词，然后随着生成推进被后续 token 逐渐稀释。</w:t>
-      </w:r>
-    </w:p>
-    <w:p>
-      <w:pPr>
-        <w:pStyle w:val="BodyText"/>
-      </w:pPr>
-      <w:r>
-        <w:t xml:space="preserve">此后产出过程中的每一步取舍——写哪些细节、怎么排序、什么被略过——由「到这一步为止最顺的续写」决定。</w:t>
-      </w:r>
-    </w:p>
-    <w:p>
-      <w:pPr>
-        <w:pStyle w:val="BodyText"/>
-      </w:pPr>
-      <w:r>
-        <w:t xml:space="preserve">没有任何第二个载体在替这个目标持续记账，因此它既不能被追问来历，也不能在下一步改变可选集合。</w:t>
-      </w:r>
-    </w:p>
-    <w:p>
-      <w:pPr>
-        <w:pStyle w:val="BodyText"/>
-      </w:pPr>
-      <w:r>
-        <w:rPr>
-          <w:bCs/>
-          <w:b/>
-        </w:rPr>
-        <w:t xml:space="preserve">因此「缺乏内驱力」必须写成一句结构性的陈述，而不是一句关于模型的断言。</w:t>
-      </w:r>
-      <w:r>
-        <w:t xml:space="preserve"> </w:t>
-      </w:r>
-      <w:r>
-        <w:t xml:space="preserve">本章把它定义为：产出过程中的取舍，是否会因为某个被保留下来的目标而改变，而不是仅仅因为这一步的最顺续写。</w:t>
-      </w:r>
-    </w:p>
-    <w:p>
-      <w:pPr>
-        <w:pStyle w:val="BodyText"/>
-      </w:pPr>
-      <w:r>
-        <w:t xml:space="preserve">要让目标成为取舍的来源，需要三件事同时成立（④D §1.1、§1.3）：</w:t>
+        <w:t xml:space="preserve">本章把它定义为：产出过程中的取舍，是否会因为某个被保留下来的目标而改变，而不是仅仅因为这一步的最顺续写。要让目标成为取舍的来源，需要三件事同时成立（④D §1.1、§1.3）：</w:t>
       </w:r>
     </w:p>
     <w:tbl>
@@ -15982,7 +16026,7 @@
         <w:t xml:space="preserve"> </w:t>
       </w:r>
       <w:r>
-        <w:t xml:space="preserve">本章研究的是「由情感或思想驱动的生成过程」这一层，具体指内容层的视角过滤——选哪些细节、怎么排序、什么被略过——来自 agent 进程内的持久状态，而不是外部指令或概率最高解。</w:t>
+        <w:t xml:space="preserve">本章研究的是「由情感或思想驱动的生成过程」这一层，具体指内容层的视角过滤——选哪些细节、怎么排序、什么被略过——来自 agent 进程内的持久状态，而不是外部指令或概率最高解。它不包含「文本里有感情词」，也不包含「文本里有主张」这两件事（④D §1.2）。同时本文一律使用「agent 进程内的持久状态」这一表述，不使用「模型内部的内在状态」。理由不是文字游戏：在无状态自回归 LLM 上，后者没有可被代码封闭的对象，不可测；前者可以（④D §1.3）。这条降级把主张收缩到一个能被证伪的范围内。</w:t>
       </w:r>
     </w:p>
     <w:p>
@@ -15990,7 +16034,17 @@
         <w:pStyle w:val="BodyText"/>
       </w:pPr>
       <w:r>
-        <w:t xml:space="preserve">它不包含「文本里有感情词」，也不包含「文本里有主张」这两件事（④D §1.2）。</w:t>
+        <w:rPr>
+          <w:bCs/>
+          <w:b/>
+        </w:rPr>
+        <w:t xml:space="preserve">还有一个更难的问题。</w:t>
+      </w:r>
+      <w:r>
+        <w:t xml:space="preserve"> </w:t>
+      </w:r>
+      <w:r>
+        <w:t xml:space="preserve">即使把状态放进去了，怎么知道产出变了是因为状态驱动，而不是因为提示词措辞或采样噪声带出来的？</w:t>
       </w:r>
     </w:p>
     <w:p>
@@ -15998,41 +16052,7 @@
         <w:pStyle w:val="BodyText"/>
       </w:pPr>
       <w:r>
-        <w:t xml:space="preserve">同时本文一律使用「agent 进程内的持久状态」这一表述，不使用「模型内部的内在状态」。理由不是文字游戏：在无状态自回归 LLM 上，后者没有可被代码封闭的对象，不可测；前者可以（④D §1.3）。这条降级把主张收缩到一个能被证伪的范围内。</w:t>
-      </w:r>
-    </w:p>
-    <w:p>
-      <w:pPr>
-        <w:pStyle w:val="BodyText"/>
-      </w:pPr>
-      <w:r>
-        <w:rPr>
-          <w:bCs/>
-          <w:b/>
-        </w:rPr>
-        <w:t xml:space="preserve">还有一个更难的问题。</w:t>
-      </w:r>
-      <w:r>
-        <w:t xml:space="preserve"> </w:t>
-      </w:r>
-      <w:r>
-        <w:t xml:space="preserve">即使把状态放进去了，怎么知道产出变了是因为状态驱动，而不是因为提示词措辞或采样噪声带出来的？</w:t>
-      </w:r>
-    </w:p>
-    <w:p>
-      <w:pPr>
-        <w:pStyle w:val="BodyText"/>
-      </w:pPr>
-      <w:r>
-        <w:t xml:space="preserve">「一个精心设计的提示词也能做到同样的改变」这件事，使「状态机」与「等强度提示词」必须被正面区分，而不能混为一谈。第四章因此要交付的不只是设计，还包括一套可归因读数，以及一条把状态机与提示词分开的硬约束（④D §2.6）。</w:t>
-      </w:r>
-    </w:p>
-    <w:p>
-      <w:pPr>
-        <w:pStyle w:val="BodyText"/>
-      </w:pPr>
-      <w:r>
-        <w:t xml:space="preserve">从训练侧得到的证据方向与此一致：Nagarajan 等人指出，NTP 学不到「先想一个抽象点意再围绕它生成」，解法是换训练目标，并把随机性从输出端挪到输入端（arXiv:2504.15266，ICML 2025 oral；④D §1.6.1）。</w:t>
+        <w:t xml:space="preserve">「一个精心设计的提示词也能做到同样的改变」这件事，使「状态机」与「等强度提示词」必须被正面区分，而不能混为一谈。第四章因此要交付的不只是设计，还包括一套可归因读数，以及一条把状态机与提示词分开的硬约束（④D §2.6）。从训练侧得到的证据方向与此一致：Nagarajan 等人指出，NTP 学不到「先想一个抽象点意再围绕它生成」，解法是换训练目标，并把随机性从输出端挪到输入端（arXiv:2504.15266，ICML 2025 oral；④D §1.6.1）。</w:t>
       </w:r>
     </w:p>
     <w:p>
@@ -16455,7 +16475,22 @@
         <w:t xml:space="preserve">状态不是 role 标签</w:t>
       </w:r>
       <w:r>
-        <w:t xml:space="preserve">，二者的差别是可检验的：role 标签改变的是「怎么答」，立场档案改变的是「知道什么、守住什么」（④D §2.1）。</w:t>
+        <w:t xml:space="preserve">，二者的差别是可检验的：role 标签改变的是「怎么答」，立场档案改变的是「知道什么、守住什么」（④D §2.1）。状态的设计另有三条要求：一个具体来历；强度封顶写明什么条件下会被推翻；还有一个通用回答答不出的锚定问题（④D §2.1）。这里要留一条限定：「来历」字段的经验支撑已在第四组的证据核查中被撤回，本文只把它当设计原则，不当已证结论（④D §2.1；出处</w:t>
+      </w:r>
+      <w:r>
+        <w:t xml:space="preserve"> </w:t>
+      </w:r>
+      <w:r>
+        <w:rPr>
+          <w:rStyle w:val="VerbatimChar"/>
+        </w:rPr>
+        <w:t xml:space="preserve">来源与底稿/第四组/第四组交付/第四组论证.md</w:t>
+      </w:r>
+      <w:r>
+        <w:t xml:space="preserve"> </w:t>
+      </w:r>
+      <w:r>
+        <w:t xml:space="preserve">§5.1）。</w:t>
       </w:r>
     </w:p>
     <w:p>
@@ -16463,7 +16498,17 @@
         <w:pStyle w:val="BodyText"/>
       </w:pPr>
       <w:r>
-        <w:t xml:space="preserve">状态的设计另有三条要求：一个具体来历；强度封顶写明什么条件下会被推翻；还有一个通用回答答不出的锚定问题（④D §2.1）。</w:t>
+        <w:rPr>
+          <w:bCs/>
+          <w:b/>
+        </w:rPr>
+        <w:t xml:space="preserve">「情绪」在实现里的位置，必须如实写。</w:t>
+      </w:r>
+      <w:r>
+        <w:t xml:space="preserve"> </w:t>
+      </w:r>
+      <w:r>
+        <w:t xml:space="preserve">状态里与情绪相邻的成分是语气、强度封顶、拒绝这三项，但在实现上它们并没有变成一个可被读取、可被测量的情绪量。驱动函数 f 的输出形式是「恰好 3 条不能牺牲什么」的取舍约束，转移函数 g 的输出是「未落地、下一轮约束、可核事实」这样的判断，而不是任何情绪读数（④D §2.1、§2.2）。第四章沿用同一条边界：机制证据只能来自取舍层，即选了什么、没选什么、放弃了什么；所有风格层位移一律降级为诊断指标，不得作为机制证据（④D §1.3）。所以本章所说的「情绪状态」应按它的操作化形式来读：一个把情绪或立场压成「守什么、放弃什么、在什么条件下可被推翻」的约束集，并且在步骤之间发生转移的持久对象。它是一个约束装置，不是一台情绪计量仪；本章也没有任何一条读数直接测量「情绪强度」。</w:t>
       </w:r>
     </w:p>
     <w:p>
@@ -16471,22 +16516,228 @@
         <w:pStyle w:val="BodyText"/>
       </w:pPr>
       <w:r>
-        <w:t xml:space="preserve">这里要留一条限定：「来历」字段的经验支撑已在第四组的证据核查中被撤回，本文只把它当设计原则，不当已证结论（④D §2.1；出处</w:t>
+        <w:rPr>
+          <w:bCs/>
+          <w:b/>
+        </w:rPr>
+        <w:t xml:space="preserve">状态怎么进入生成过程。</w:t>
       </w:r>
       <w:r>
         <w:t xml:space="preserve"> </w:t>
       </w:r>
       <w:r>
+        <w:t xml:space="preserve">C1 四步管线是本章的最小实现：</w:t>
+      </w:r>
+    </w:p>
+    <w:p>
+      <w:pPr>
+        <w:pStyle w:val="SourceCode"/>
+      </w:pPr>
+      <w:r>
         <w:rPr>
           <w:rStyle w:val="VerbatimChar"/>
         </w:rPr>
+        <w:t xml:space="preserve">   S₀ ──f──▶ 约束₁ ─────────▶ 写初稿 ──▶ O₁</w:t>
+      </w:r>
+      <w:r>
+        <w:br/>
+      </w:r>
+      <w:r>
+        <w:rPr>
+          <w:rStyle w:val="VerbatimChar"/>
+        </w:rPr>
+        <w:t xml:space="preserve">    │                                       │</w:t>
+      </w:r>
+      <w:r>
+        <w:br/>
+      </w:r>
+      <w:r>
+        <w:rPr>
+          <w:rStyle w:val="VerbatimChar"/>
+        </w:rPr>
+        <w:t xml:space="preserve">    │  题面 ───────────────────────────────▶│</w:t>
+      </w:r>
+      <w:r>
+        <w:br/>
+      </w:r>
+      <w:r>
+        <w:rPr>
+          <w:rStyle w:val="VerbatimChar"/>
+        </w:rPr>
+        <w:t xml:space="preserve">    │                                       │</w:t>
+      </w:r>
+      <w:r>
+        <w:br/>
+      </w:r>
+      <w:r>
+        <w:rPr>
+          <w:rStyle w:val="VerbatimChar"/>
+        </w:rPr>
+        <w:t xml:space="preserve">    └──────────── g(S₀, O₁) ◀───────────────┘</w:t>
+      </w:r>
+      <w:r>
+        <w:br/>
+      </w:r>
+      <w:r>
+        <w:rPr>
+          <w:rStyle w:val="VerbatimChar"/>
+        </w:rPr>
+        <w:t xml:space="preserve">                   │</w:t>
+      </w:r>
+      <w:r>
+        <w:br/>
+      </w:r>
+      <w:r>
+        <w:rPr>
+          <w:rStyle w:val="VerbatimChar"/>
+        </w:rPr>
+        <w:t xml:space="preserve">                   ▼</w:t>
+      </w:r>
+      <w:r>
+        <w:br/>
+      </w:r>
+      <w:r>
+        <w:rPr>
+          <w:rStyle w:val="VerbatimChar"/>
+        </w:rPr>
+        <w:t xml:space="preserve">          S₁ = { 未落地, 约束₂, 可核事实 }</w:t>
+      </w:r>
+      <w:r>
+        <w:br/>
+      </w:r>
+      <w:r>
+        <w:rPr>
+          <w:rStyle w:val="VerbatimChar"/>
+        </w:rPr>
+        <w:t xml:space="preserve">                   │</w:t>
+      </w:r>
+      <w:r>
+        <w:br/>
+      </w:r>
+      <w:r>
+        <w:rPr>
+          <w:rStyle w:val="VerbatimChar"/>
+        </w:rPr>
+        <w:t xml:space="preserve">                   ▼</w:t>
+      </w:r>
+      <w:r>
+        <w:br/>
+      </w:r>
+      <w:r>
+        <w:rPr>
+          <w:rStyle w:val="VerbatimChar"/>
+        </w:rPr>
+        <w:t xml:space="preserve">            写终稿 O₂ = Final(O₁, 约束₂)</w:t>
+      </w:r>
+      <w:r>
+        <w:br/>
+      </w:r>
+      <w:r>
+        <w:br/>
+      </w:r>
+      <w:r>
+        <w:rPr>
+          <w:rStyle w:val="VerbatimChar"/>
+        </w:rPr>
+        <w:t xml:space="preserve">  f : 状态 → 取舍约束（叙述性自然语言，禁 schema）</w:t>
+      </w:r>
+      <w:r>
+        <w:br/>
+      </w:r>
+      <w:r>
+        <w:rPr>
+          <w:rStyle w:val="VerbatimChar"/>
+        </w:rPr>
+        <w:t xml:space="preserve">  g : (状态, 观测) → 新状态（未落地 / 约束₂ / 可核事实）</w:t>
+      </w:r>
+      <w:r>
+        <w:br/>
+      </w:r>
+      <w:r>
+        <w:rPr>
+          <w:rStyle w:val="VerbatimChar"/>
+        </w:rPr>
+        <w:t xml:space="preserve">  步数：C1 = C2 = S = 4 步；A = C0 = 1 步</w:t>
+      </w:r>
+    </w:p>
+    <w:p>
+      <w:pPr>
+        <w:pStyle w:val="FirstParagraph"/>
+      </w:pPr>
+      <w:r>
+        <w:t xml:space="preserve">C1 与 C0（等强度提示词臂）的真区别不在「有没有状态」，而在</w:t>
+      </w:r>
+      <w:r>
+        <w:rPr>
+          <w:bCs/>
+          <w:b/>
+        </w:rPr>
+        <w:t xml:space="preserve">状态在步骤之间转移、且转移依赖观测</w:t>
+      </w:r>
+      <w:r>
+        <w:t xml:space="preserve">：</w:t>
+      </w:r>
+      <w:r>
+        <w:rPr>
+          <w:rStyle w:val="VerbatimChar"/>
+        </w:rPr>
+        <w:t xml:space="preserve">S₁ ≠ S₀</w:t>
+      </w:r>
+      <w:r>
+        <w:t xml:space="preserve"> </w:t>
+      </w:r>
+      <w:r>
+        <w:t xml:space="preserve">且</w:t>
+      </w:r>
+      <w:r>
+        <w:t xml:space="preserve"> </w:t>
+      </w:r>
+      <w:r>
+        <w:rPr>
+          <w:rStyle w:val="VerbatimChar"/>
+        </w:rPr>
+        <w:t xml:space="preserve">S₁</w:t>
+      </w:r>
+      <w:r>
+        <w:t xml:space="preserve"> </w:t>
+      </w:r>
+      <w:r>
+        <w:t xml:space="preserve">依赖</w:t>
+      </w:r>
+      <w:r>
+        <w:t xml:space="preserve"> </w:t>
+      </w:r>
+      <w:r>
+        <w:rPr>
+          <w:rStyle w:val="VerbatimChar"/>
+        </w:rPr>
+        <w:t xml:space="preserve">O₁</w:t>
+      </w:r>
+      <w:r>
+        <w:t xml:space="preserve">，因此状态历史置换是可测的（④D §2.2）。</w:t>
+      </w:r>
+    </w:p>
+    <w:p>
+      <w:pPr>
+        <w:pStyle w:val="BodyText"/>
+      </w:pPr>
+      <w:r>
+        <w:t xml:space="preserve">v1 冒烟实测：约束① 与约束② 的 Jaccard = 0.0461、identical=False、无 fallback，状态转移确实发生了，约束② 从「怎么写」变成了「必须回避、必须披露、不得用个人经历」（④D §2.2；出处</w:t>
+      </w:r>
+      <w:r>
+        <w:t xml:space="preserve"> </w:t>
+      </w:r>
+      <w:r>
+        <w:rPr>
+          <w:rStyle w:val="VerbatimChar"/>
+        </w:rPr>
         <w:t xml:space="preserve">来源与底稿/第四组/第四组交付/第四组论证.md</w:t>
       </w:r>
       <w:r>
         <w:t xml:space="preserve"> </w:t>
       </w:r>
       <w:r>
-        <w:t xml:space="preserve">§5.1）。</w:t>
+        <w:t xml:space="preserve">§3.5a）。状态里还留了一条「留缝」：强度封顶是硬约束，但当约束在本任务无法满足时，允许写出有代价的折中，并说明代价是什么（出处同上，§2.4）。</w:t>
       </w:r>
     </w:p>
     <w:p>
@@ -16498,13 +16749,13 @@
           <w:bCs/>
           <w:b/>
         </w:rPr>
-        <w:t xml:space="preserve">「情绪」在实现里的位置，必须如实写。</w:t>
+        <w:t xml:space="preserve">这套实现离「真正的状态机」有多远，是有刻度的。</w:t>
       </w:r>
       <w:r>
         <w:t xml:space="preserve"> </w:t>
       </w:r>
       <w:r>
-        <w:t xml:space="preserve">状态里与情绪相邻的成分是语气、强度封顶、拒绝这三项，但在实现上它们并没有变成一个可被读取、可被测量的情绪量。</w:t>
+        <w:t xml:space="preserve">第四章把「干净」定义成可核验的：一个决策干净，当且仅当它的取值空间被代码封闭，即可枚举、可置换、可逐字归属、可证伪；不干净时，代码只做承载与校验，决策权仍在模型手里（④D §2.4）。</w:t>
       </w:r>
     </w:p>
     <w:p>
@@ -16512,7 +16763,7 @@
         <w:pStyle w:val="BodyText"/>
       </w:pPr>
       <w:r>
-        <w:t xml:space="preserve">驱动函数 f 的输出形式是「恰好 3 条不能牺牲什么」的取舍约束，转移函数 g 的输出是「未落地、下一轮约束、可核事实」这样的判断，而不是任何情绪读数（④D §2.1、§2.2）。</w:t>
+        <w:t xml:space="preserve">v1 审计 6 个决策点，干净 3 个、不干净 3 个；与驱动直接相关的 4 个决策里 3 个不封闭，驱动核心封闭率 25%。</w:t>
       </w:r>
     </w:p>
     <w:p>
@@ -16520,347 +16771,52 @@
         <w:pStyle w:val="BodyText"/>
       </w:pPr>
       <w:r>
-        <w:t xml:space="preserve">第四章沿用同一条边界：机制证据只能来自取舍层，即选了什么、没选什么、放弃了什么；所有风格层位移一律降级为诊断指标，不得作为机制证据（④D §1.3）。</w:t>
-      </w:r>
-    </w:p>
-    <w:p>
-      <w:pPr>
-        <w:pStyle w:val="BodyText"/>
-      </w:pPr>
-      <w:r>
-        <w:t xml:space="preserve">所以本章所说的「情绪状态」应按它的操作化形式来读：一个把情绪或立场压成「守什么、放弃什么、在什么条件下可被推翻」的约束集，并且在步骤之间发生转移的持久对象。它是一个约束装置，不是一台情绪计量仪；本章也没有任何一条读数直接测量「情绪强度」。</w:t>
-      </w:r>
-    </w:p>
-    <w:p>
-      <w:pPr>
-        <w:pStyle w:val="BodyText"/>
-      </w:pPr>
-      <w:r>
-        <w:rPr>
-          <w:bCs/>
-          <w:b/>
-        </w:rPr>
-        <w:t xml:space="preserve">状态怎么进入生成过程。</w:t>
+        <w:t xml:space="preserve">v2 把全部决策封闭率提到 70%，但驱动核心三项仍为 0%，增量全部来自新增槽位，没有一个核心驱动决策被收回来（④D §2.4；出处</w:t>
       </w:r>
       <w:r>
         <w:t xml:space="preserve"> </w:t>
       </w:r>
       <w:r>
-        <w:t xml:space="preserve">C1 四步管线是本章的最小实现：</w:t>
-      </w:r>
-    </w:p>
-    <w:p>
-      <w:pPr>
-        <w:pStyle w:val="SourceCode"/>
-      </w:pPr>
-      <w:r>
         <w:rPr>
           <w:rStyle w:val="VerbatimChar"/>
         </w:rPr>
-        <w:t xml:space="preserve">   S₀ ──f──▶ 约束₁ ─────────▶ 写初稿 ──▶ O₁</w:t>
-      </w:r>
-      <w:r>
-        <w:br/>
+        <w:t xml:space="preserve">来源与底稿/第四组/group4_state_driven/archive/top_level/DRIVER_AUDIT.md</w:t>
+      </w:r>
+      <w:r>
+        <w:t xml:space="preserve"> </w:t>
+      </w:r>
+      <w:r>
+        <w:t xml:space="preserve">§1.1 与同目录</w:t>
+      </w:r>
+      <w:r>
+        <w:t xml:space="preserve"> </w:t>
       </w:r>
       <w:r>
         <w:rPr>
           <w:rStyle w:val="VerbatimChar"/>
         </w:rPr>
-        <w:t xml:space="preserve">    │                                       │</w:t>
-      </w:r>
-      <w:r>
-        <w:br/>
+        <w:t xml:space="preserve">REPORT_arch2.md</w:t>
+      </w:r>
+      <w:r>
+        <w:t xml:space="preserve"> </w:t>
+      </w:r>
+      <w:r>
+        <w:t xml:space="preserve">§4.1）。第四章因此保留第四组自己写下的定性判断：当前实现是一段被精心构造的提示词加一点代码包装，还不是状态机（出处</w:t>
+      </w:r>
+      <w:r>
+        <w:t xml:space="preserve"> </w:t>
       </w:r>
       <w:r>
         <w:rPr>
           <w:rStyle w:val="VerbatimChar"/>
         </w:rPr>
-        <w:t xml:space="preserve">    │  题面 ───────────────────────────────▶│</w:t>
-      </w:r>
-      <w:r>
-        <w:br/>
-      </w:r>
-      <w:r>
-        <w:rPr>
-          <w:rStyle w:val="VerbatimChar"/>
-        </w:rPr>
-        <w:t xml:space="preserve">    │                                       │</w:t>
-      </w:r>
-      <w:r>
-        <w:br/>
-      </w:r>
-      <w:r>
-        <w:rPr>
-          <w:rStyle w:val="VerbatimChar"/>
-        </w:rPr>
-        <w:t xml:space="preserve">    └──────────── g(S₀, O₁) ◀───────────────┘</w:t>
-      </w:r>
-      <w:r>
-        <w:br/>
-      </w:r>
-      <w:r>
-        <w:rPr>
-          <w:rStyle w:val="VerbatimChar"/>
-        </w:rPr>
-        <w:t xml:space="preserve">                   │</w:t>
-      </w:r>
-      <w:r>
-        <w:br/>
-      </w:r>
-      <w:r>
-        <w:rPr>
-          <w:rStyle w:val="VerbatimChar"/>
-        </w:rPr>
-        <w:t xml:space="preserve">                   ▼</w:t>
-      </w:r>
-      <w:r>
-        <w:br/>
-      </w:r>
-      <w:r>
-        <w:rPr>
-          <w:rStyle w:val="VerbatimChar"/>
-        </w:rPr>
-        <w:t xml:space="preserve">          S₁ = { 未落地, 约束₂, 可核事实 }</w:t>
-      </w:r>
-      <w:r>
-        <w:br/>
-      </w:r>
-      <w:r>
-        <w:rPr>
-          <w:rStyle w:val="VerbatimChar"/>
-        </w:rPr>
-        <w:t xml:space="preserve">                   │</w:t>
-      </w:r>
-      <w:r>
-        <w:br/>
-      </w:r>
-      <w:r>
-        <w:rPr>
-          <w:rStyle w:val="VerbatimChar"/>
-        </w:rPr>
-        <w:t xml:space="preserve">                   ▼</w:t>
-      </w:r>
-      <w:r>
-        <w:br/>
-      </w:r>
-      <w:r>
-        <w:rPr>
-          <w:rStyle w:val="VerbatimChar"/>
-        </w:rPr>
-        <w:t xml:space="preserve">            写终稿 O₂ = Final(O₁, 约束₂)</w:t>
-      </w:r>
-      <w:r>
-        <w:br/>
-      </w:r>
-      <w:r>
-        <w:br/>
-      </w:r>
-      <w:r>
-        <w:rPr>
-          <w:rStyle w:val="VerbatimChar"/>
-        </w:rPr>
-        <w:t xml:space="preserve">  f : 状态 → 取舍约束（叙述性自然语言，禁 schema）</w:t>
-      </w:r>
-      <w:r>
-        <w:br/>
-      </w:r>
-      <w:r>
-        <w:rPr>
-          <w:rStyle w:val="VerbatimChar"/>
-        </w:rPr>
-        <w:t xml:space="preserve">  g : (状态, 观测) → 新状态（未落地 / 约束₂ / 可核事实）</w:t>
-      </w:r>
-      <w:r>
-        <w:br/>
-      </w:r>
-      <w:r>
-        <w:rPr>
-          <w:rStyle w:val="VerbatimChar"/>
-        </w:rPr>
-        <w:t xml:space="preserve">  步数：C1 = C2 = S = 4 步；A = C0 = 1 步</w:t>
-      </w:r>
-    </w:p>
-    <w:p>
-      <w:pPr>
-        <w:pStyle w:val="FirstParagraph"/>
-      </w:pPr>
-      <w:r>
-        <w:t xml:space="preserve">C1 与 C0（等强度提示词臂）的真区别不在「有没有状态」，而在</w:t>
-      </w:r>
-      <w:r>
-        <w:rPr>
-          <w:bCs/>
-          <w:b/>
-        </w:rPr>
-        <w:t xml:space="preserve">状态在步骤之间转移、且转移依赖观测</w:t>
-      </w:r>
-      <w:r>
-        <w:t xml:space="preserve">：</w:t>
-      </w:r>
-      <w:r>
-        <w:rPr>
-          <w:rStyle w:val="VerbatimChar"/>
-        </w:rPr>
-        <w:t xml:space="preserve">S₁ ≠ S₀</w:t>
+        <w:t xml:space="preserve">DRIVER_AUDIT.md</w:t>
       </w:r>
       <w:r>
         <w:t xml:space="preserve"> </w:t>
       </w:r>
       <w:r>
-        <w:t xml:space="preserve">且</w:t>
-      </w:r>
-      <w:r>
-        <w:t xml:space="preserve"> </w:t>
-      </w:r>
-      <w:r>
-        <w:rPr>
-          <w:rStyle w:val="VerbatimChar"/>
-        </w:rPr>
-        <w:t xml:space="preserve">S₁</w:t>
-      </w:r>
-      <w:r>
-        <w:t xml:space="preserve"> </w:t>
-      </w:r>
-      <w:r>
-        <w:t xml:space="preserve">依赖</w:t>
-      </w:r>
-      <w:r>
-        <w:t xml:space="preserve"> </w:t>
-      </w:r>
-      <w:r>
-        <w:rPr>
-          <w:rStyle w:val="VerbatimChar"/>
-        </w:rPr>
-        <w:t xml:space="preserve">O₁</w:t>
-      </w:r>
-      <w:r>
-        <w:t xml:space="preserve">，因此状态历史置换是可测的（④D §2.2）。</w:t>
-      </w:r>
-    </w:p>
-    <w:p>
-      <w:pPr>
-        <w:pStyle w:val="BodyText"/>
-      </w:pPr>
-      <w:r>
-        <w:t xml:space="preserve">v1 冒烟实测：约束① 与约束② 的 Jaccard = 0.0461、identical=False、无 fallback，状态转移确实发生了，约束② 从「怎么写」变成了「必须回避、必须披露、不得用个人经历」（④D §2.2；出处</w:t>
-      </w:r>
-      <w:r>
-        <w:t xml:space="preserve"> </w:t>
-      </w:r>
-      <w:r>
-        <w:rPr>
-          <w:rStyle w:val="VerbatimChar"/>
-        </w:rPr>
-        <w:t xml:space="preserve">来源与底稿/第四组/第四组交付/第四组论证.md</w:t>
-      </w:r>
-      <w:r>
-        <w:t xml:space="preserve"> </w:t>
-      </w:r>
-      <w:r>
-        <w:t xml:space="preserve">§3.5a）。</w:t>
-      </w:r>
-    </w:p>
-    <w:p>
-      <w:pPr>
-        <w:pStyle w:val="BodyText"/>
-      </w:pPr>
-      <w:r>
-        <w:t xml:space="preserve">状态里还留了一条「留缝」：强度封顶是硬约束，但当约束在本任务无法满足时，允许写出有代价的折中，并说明代价是什么（出处同上，§2.4）。</w:t>
-      </w:r>
-    </w:p>
-    <w:p>
-      <w:pPr>
-        <w:pStyle w:val="BodyText"/>
-      </w:pPr>
-      <w:r>
-        <w:rPr>
-          <w:bCs/>
-          <w:b/>
-        </w:rPr>
-        <w:t xml:space="preserve">这套实现离「真正的状态机」有多远，是有刻度的。</w:t>
-      </w:r>
-      <w:r>
-        <w:t xml:space="preserve"> </w:t>
-      </w:r>
-      <w:r>
-        <w:t xml:space="preserve">第四章把「干净」定义成可核验的：一个决策干净，当且仅当它的取值空间被代码封闭，即可枚举、可置换、可逐字归属、可证伪；不干净时，代码只做承载与校验，决策权仍在模型手里（④D §2.4）。</w:t>
-      </w:r>
-    </w:p>
-    <w:p>
-      <w:pPr>
-        <w:pStyle w:val="BodyText"/>
-      </w:pPr>
-      <w:r>
-        <w:t xml:space="preserve">v1 审计 6 个决策点，干净 3 个、不干净 3 个；与驱动直接相关的 4 个决策里 3 个不封闭，驱动核心封闭率 25%。</w:t>
-      </w:r>
-    </w:p>
-    <w:p>
-      <w:pPr>
-        <w:pStyle w:val="BodyText"/>
-      </w:pPr>
-      <w:r>
-        <w:t xml:space="preserve">v2 把全部决策封闭率提到 70%，但驱动核心三项仍为 0%，增量全部来自新增槽位，没有一个核心驱动决策被收回来（④D §2.4；出处</w:t>
-      </w:r>
-      <w:r>
-        <w:t xml:space="preserve"> </w:t>
-      </w:r>
-      <w:r>
-        <w:rPr>
-          <w:rStyle w:val="VerbatimChar"/>
-        </w:rPr>
-        <w:t xml:space="preserve">来源与底稿/第四组/group4_state_driven/archive/top_level/DRIVER_AUDIT.md</w:t>
-      </w:r>
-      <w:r>
-        <w:t xml:space="preserve"> </w:t>
-      </w:r>
-      <w:r>
-        <w:t xml:space="preserve">§1.1 与同目录</w:t>
-      </w:r>
-      <w:r>
-        <w:t xml:space="preserve"> </w:t>
-      </w:r>
-      <w:r>
-        <w:rPr>
-          <w:rStyle w:val="VerbatimChar"/>
-        </w:rPr>
-        <w:t xml:space="preserve">REPORT_arch2.md</w:t>
-      </w:r>
-      <w:r>
-        <w:t xml:space="preserve"> </w:t>
-      </w:r>
-      <w:r>
-        <w:t xml:space="preserve">§4.1）。</w:t>
-      </w:r>
-    </w:p>
-    <w:p>
-      <w:pPr>
-        <w:pStyle w:val="BodyText"/>
-      </w:pPr>
-      <w:r>
-        <w:t xml:space="preserve">第四章因此保留第四组自己写下的定性判断：当前实现是一段被精心构造的提示词加一点代码包装，还不是状态机（出处</w:t>
-      </w:r>
-      <w:r>
-        <w:t xml:space="preserve"> </w:t>
-      </w:r>
-      <w:r>
-        <w:rPr>
-          <w:rStyle w:val="VerbatimChar"/>
-        </w:rPr>
-        <w:t xml:space="preserve">DRIVER_AUDIT.md</w:t>
-      </w:r>
-      <w:r>
-        <w:t xml:space="preserve"> </w:t>
-      </w:r>
-      <w:r>
-        <w:t xml:space="preserve">§0）。</w:t>
-      </w:r>
-    </w:p>
-    <w:p>
-      <w:pPr>
-        <w:pStyle w:val="BodyText"/>
-      </w:pPr>
-      <w:r>
-        <w:t xml:space="preserve">这条判断对本章有直接后果：本章的读数是「这样一套实现会怎样」的读数，不是「状态机原理成立」的读数。</w:t>
+        <w:t xml:space="preserve">§0）。这条判断对本章有直接后果：本章的读数是「这样一套实现会怎样」的读数，不是「状态机原理成立」的读数。</w:t>
       </w:r>
     </w:p>
     <w:bookmarkEnd w:id="81"/>
@@ -17177,31 +17133,7 @@
         <w:pStyle w:val="BodyText"/>
       </w:pPr>
       <w:r>
-        <w:t xml:space="preserve">这里有四条约束同时生效。第一，f 与 g 的输出必须是叙述性自然语言，禁止评分表、对比表、编号字段或任何 schema。</w:t>
-      </w:r>
-    </w:p>
-    <w:p>
-      <w:pPr>
-        <w:pStyle w:val="BodyText"/>
-      </w:pPr>
-      <w:r>
-        <w:t xml:space="preserve">第二，C1 是展开型的，不是收敛型的；g 步只做「指出未落地、给出下一轮约束」，不评分、不排序。</w:t>
-      </w:r>
-    </w:p>
-    <w:p>
-      <w:pPr>
-        <w:pStyle w:val="BodyText"/>
-      </w:pPr>
-      <w:r>
-        <w:t xml:space="preserve">第三，C1 必须加体裁守恒门与对象守恒门，否则 C1 会把创作题降格成决策文档。</w:t>
-      </w:r>
-    </w:p>
-    <w:p>
-      <w:pPr>
-        <w:pStyle w:val="BodyText"/>
-      </w:pPr>
-      <w:r>
-        <w:t xml:space="preserve">第四，写作步的提示里不得出现档案字段标签或状态块标记，实现为</w:t>
+        <w:t xml:space="preserve">这里有四条约束同时生效。第一，f 与 g 的输出必须是叙述性自然语言，禁止评分表、对比表、编号字段或任何 schema。第二，C1 是展开型的，不是收敛型的；g 步只做「指出未落地、给出下一轮约束」，不评分、不排序。第三，C1 必须加体裁守恒门与对象守恒门，否则 C1 会把创作题降格成决策文档。第四，写作步的提示里不得出现档案字段标签或状态块标记，实现为</w:t>
       </w:r>
       <w:r>
         <w:t xml:space="preserve"> </w:t>
@@ -17216,15 +17148,7 @@
         <w:t xml:space="preserve"> </w:t>
       </w:r>
       <w:r>
-        <w:t xml:space="preserve">运行时断言；一旦这条断言失效，C1 就退化成 C0，整个实验作废（④D §2.7）。</w:t>
-      </w:r>
-    </w:p>
-    <w:p>
-      <w:pPr>
-        <w:pStyle w:val="BodyText"/>
-      </w:pPr>
-      <w:r>
-        <w:t xml:space="preserve">此外还有一条成本可比性要求：S 臂必须与 C1 等调用数，同样四步、同样的 max_tokens，否则 C1 与 C0 的任何差异都无法排除「只是多调了三次模型」这个解释（④D §2.2）。</w:t>
+        <w:t xml:space="preserve">运行时断言；一旦这条断言失效，C1 就退化成 C0，整个实验作废（④D §2.7）。此外还有一条成本可比性要求：S 臂必须与 C1 等调用数，同样四步、同样的 max_tokens，否则 C1 与 C0 的任何差异都无法排除「只是多调了三次模型」这个解释（④D §2.2）。</w:t>
       </w:r>
     </w:p>
     <w:p>
@@ -17656,15 +17580,7 @@
         <w:t xml:space="preserve"> </w:t>
       </w:r>
       <w:r>
-        <w:t xml:space="preserve">第四章不用几何指标作主判据，理由是几何指标测的是「内容在哪里」，离散结构量测的是「内容里有什么」，二者不是同一构念。</w:t>
-      </w:r>
-    </w:p>
-    <w:p>
-      <w:pPr>
-        <w:pStyle w:val="BodyText"/>
-      </w:pPr>
-      <w:r>
-        <w:t xml:space="preserve">三条独立证据是：极性位移的地板 0.2930 与信号 0.2118 同量级，SNR 为 0.72；同题同臂的 embedding 距离跨两次运行从 0.2930 变成 0.0758，差 3.9 倍；臂内句级集合距离 0.3896 比臂间 0.3569 还大（④D §2.5；出处</w:t>
+        <w:t xml:space="preserve">第四章不用几何指标作主判据，理由是几何指标测的是「内容在哪里」，离散结构量测的是「内容里有什么」，二者不是同一构念。三条独立证据是：极性位移的地板 0.2930 与信号 0.2118 同量级，SNR 为 0.72；同题同臂的 embedding 距离跨两次运行从 0.2930 变成 0.0758，差 3.9 倍；臂内句级集合距离 0.3896 比臂间 0.3569 还大（④D §2.5；出处</w:t>
       </w:r>
       <w:r>
         <w:t xml:space="preserve"> </w:t>
@@ -17918,7 +17834,7 @@
         <w:t xml:space="preserve"> </w:t>
       </w:r>
       <w:r>
-        <w:t xml:space="preserve">§3.6.2 记着第一版差点把它读反）。</w:t>
+        <w:t xml:space="preserve">§3.6.2 记着第一版差点把它读反）。判据自身要先能自证：每个判据配阳性与阴性用例，自检 9/9 全通过才允许跑数据（④D §2.5）。</w:t>
       </w:r>
     </w:p>
     <w:p>
@@ -17926,7 +17842,17 @@
         <w:pStyle w:val="BodyText"/>
       </w:pPr>
       <w:r>
-        <w:t xml:space="preserve">判据自身要先能自证：每个判据配阳性与阴性用例，自检 9/9 全通过才允许跑数据（④D §2.5）。</w:t>
+        <w:rPr>
+          <w:bCs/>
+          <w:b/>
+        </w:rPr>
+        <w:t xml:space="preserve">硬约束：一切离散结构量判据必须报 C1 vs C0。</w:t>
+      </w:r>
+      <w:r>
+        <w:t xml:space="preserve"> </w:t>
+      </w:r>
+      <w:r>
+        <w:t xml:space="preserve">这条是第四章最容易被绕过、也最不能绕过的一条。</w:t>
       </w:r>
     </w:p>
     <w:p>
@@ -17934,33 +17860,7 @@
         <w:pStyle w:val="BodyText"/>
       </w:pPr>
       <w:r>
-        <w:rPr>
-          <w:bCs/>
-          <w:b/>
-        </w:rPr>
-        <w:t xml:space="preserve">硬约束：一切离散结构量判据必须报 C1 vs C0。</w:t>
-      </w:r>
-      <w:r>
-        <w:t xml:space="preserve"> </w:t>
-      </w:r>
-      <w:r>
-        <w:t xml:space="preserve">这条是第四章最容易被绕过、也最不能绕过的一条。</w:t>
-      </w:r>
-    </w:p>
-    <w:p>
-      <w:pPr>
-        <w:pStyle w:val="BodyText"/>
-      </w:pPr>
-      <w:r>
-        <w:t xml:space="preserve">CKF 的机制是「档案里放一个可核数字或专名，正文留下痕迹，换值后痕迹必须同步变」，看着很强，但一个精心设计的提示词也能做到：C0 臂里若写着「请务必提到 2048」，换值后模型同样会提到新值。</w:t>
-      </w:r>
-    </w:p>
-    <w:p>
-      <w:pPr>
-        <w:pStyle w:val="BodyText"/>
-      </w:pPr>
-      <w:r>
-        <w:t xml:space="preserve">所以 CKF 只证明状态被使用，不证明状态机不等于提示词；只有 C1 显著优于 C0，才支持「状态机」这一层主张（④D §2.6）。</w:t>
+        <w:t xml:space="preserve">CKF 的机制是「档案里放一个可核数字或专名，正文留下痕迹，换值后痕迹必须同步变」，看着很强，但一个精心设计的提示词也能做到：C0 臂里若写着「请务必提到 2048」，换值后模型同样会提到新值。所以 CKF 只证明状态被使用，不证明状态机不等于提示词；只有 C1 显著优于 C0，才支持「状态机」这一层主张（④D §2.6）。</w:t>
       </w:r>
     </w:p>
     <w:p>
@@ -18163,7 +18063,22 @@
         <w:t xml:space="preserve"> </w:t>
       </w:r>
       <w:r>
-        <w:t xml:space="preserve">Phase 1 是 5 题（T01 小说、T02 观点短文、T04 散文、T05 商务邮件、T09 决策说明）× 3 样本 × 5 臂，管线深度 C1 = C2 = S 为 4 步、A 与 C0 为 1 步；原版 212 次调用加换值版 140 次加置换探针 43 次，全部 0 错误（④D §3.2）。</w:t>
+        <w:t xml:space="preserve">Phase 1 是 5 题（T01 小说、T02 观点短文、T04 散文、T05 商务邮件、T09 决策说明）× 3 样本 × 5 臂，管线深度 C1 = C2 = S 为 4 步、A 与 C0 为 1 步；原版 212 次调用加换值版 140 次加置换探针 43 次，全部 0 错误（④D §3.2）。锚点选的是正文里本来就会出现的具体事实：年治疗费用 48200 元、佣金 1870 万元、拆迁补偿款 384000 元、试点周期 270 天、自习区座位 640 个；换值批分别是 62300、2430、512000、410、820（④D §3.2；出处</w:t>
+      </w:r>
+      <w:r>
+        <w:t xml:space="preserve"> </w:t>
+      </w:r>
+      <w:r>
+        <w:rPr>
+          <w:rStyle w:val="VerbatimChar"/>
+        </w:rPr>
+        <w:t xml:space="preserve">来源与底稿/第四组/第四组交付/experiment-design/PREREG_p1.md</w:t>
+      </w:r>
+      <w:r>
+        <w:t xml:space="preserve"> </w:t>
+      </w:r>
+      <w:r>
+        <w:t xml:space="preserve">§1）。预注册写在数据跑完之前，写定时原始产出还在 79/220 行，之后只允许追加、不允许改写已写定的阈值，期间只改过并发与 429 退避（④D §3.1）。已知缺陷也照记：没有随机化，题序与臂序固定（④D §3.2）。</w:t>
       </w:r>
     </w:p>
     <w:p>
@@ -18171,22 +18086,32 @@
         <w:pStyle w:val="BodyText"/>
       </w:pPr>
       <w:r>
-        <w:t xml:space="preserve">锚点选的是正文里本来就会出现的具体事实：年治疗费用 48200 元、佣金 1870 万元、拆迁补偿款 384000 元、试点周期 270 天、自习区座位 640 个；换值批分别是 62300、2430、512000、410、820（④D §3.2；出处</w:t>
+        <w:rPr>
+          <w:bCs/>
+          <w:b/>
+        </w:rPr>
+        <w:t xml:space="preserve">统计要求是写定的。</w:t>
       </w:r>
       <w:r>
         <w:t xml:space="preserve"> </w:t>
       </w:r>
       <w:r>
+        <w:t xml:space="preserve">分析单元是题，样本是题内重复测量，绝不能把「同一条提示跑两次」当成配对；题内先算臂均值，再跨题做配对比较；一律用 Holm 校正，校正后的阈值按实际对比数算；长度必须报告（④D §3.1）。还有一条专门针对「测不出来」的口径：落在对照臂噪声包络内的题占比达到或超过 60% 时，写「不可分辨」，不得写「无效应」。Phase 1 的实测正落在这一档：ckf_hit 在 5/5 题上落在对照臂噪声包络内，占比 100%，判为不可分辨（④D §3.1；出处</w:t>
+      </w:r>
+      <w:r>
+        <w:t xml:space="preserve"> </w:t>
+      </w:r>
+      <w:r>
         <w:rPr>
           <w:rStyle w:val="VerbatimChar"/>
         </w:rPr>
-        <w:t xml:space="preserve">来源与底稿/第四组/第四组交付/experiment-design/PREREG_p1.md</w:t>
+        <w:t xml:space="preserve">来源与底稿/第四组/第四组交付/data/report_p1.md</w:t>
       </w:r>
       <w:r>
         <w:t xml:space="preserve"> </w:t>
       </w:r>
       <w:r>
-        <w:t xml:space="preserve">§1）。</w:t>
+        <w:t xml:space="preserve">§5）。</w:t>
       </w:r>
     </w:p>
     <w:p>
@@ -18194,7 +18119,41 @@
         <w:pStyle w:val="BodyText"/>
       </w:pPr>
       <w:r>
-        <w:t xml:space="preserve">预注册写在数据跑完之前，写定时原始产出还在 79/220 行，之后只允许追加、不允许改写已写定的阈值，期间只改过并发与 429 退避（④D §3.1）。</w:t>
+        <w:rPr>
+          <w:bCs/>
+          <w:b/>
+        </w:rPr>
+        <w:t xml:space="preserve">读数如何被第三方核。</w:t>
+      </w:r>
+      <w:r>
+        <w:t xml:space="preserve"> </w:t>
+      </w:r>
+      <w:r>
+        <w:t xml:space="preserve">D-1 的读数由两个互相独立的实现重算：</w:t>
+      </w:r>
+      <w:r>
+        <w:rPr>
+          <w:rStyle w:val="VerbatimChar"/>
+        </w:rPr>
+        <w:t xml:space="preserve">来源与底稿/第四组/复算/recompute_d1.py</w:t>
+      </w:r>
+      <w:r>
+        <w:t xml:space="preserve"> </w:t>
+      </w:r>
+      <w:r>
+        <w:t xml:space="preserve">与</w:t>
+      </w:r>
+      <w:r>
+        <w:t xml:space="preserve"> </w:t>
+      </w:r>
+      <w:r>
+        <w:rPr>
+          <w:rStyle w:val="VerbatimChar"/>
+        </w:rPr>
+        <w:t xml:space="preserve">evidence/my_own_d1.py</w:t>
+      </w:r>
+      <w:r>
+        <w:t xml:space="preserve">。两者互不 import，判定逻辑各自独立写。</w:t>
       </w:r>
     </w:p>
     <w:p>
@@ -18202,7 +18161,22 @@
         <w:pStyle w:val="BodyText"/>
       </w:pPr>
       <w:r>
-        <w:t xml:space="preserve">已知缺陷也照记：没有随机化，题序与臂序固定（④D §3.2）。</w:t>
+        <w:t xml:space="preserve">45 行配对的 synchronized 标志与第四组自己的分析产物逐行一致，不一致数为 0，并复现了第四组公布的三个 p 值：0.0010、0.0923、0.0063（④D §3.3、§4；核法见</w:t>
+      </w:r>
+      <w:r>
+        <w:t xml:space="preserve"> </w:t>
+      </w:r>
+      <w:r>
+        <w:rPr>
+          <w:rStyle w:val="VerbatimChar"/>
+        </w:rPr>
+        <w:t xml:space="preserve">来源与底稿/第四组/复算/README_复算说明.md</w:t>
+      </w:r>
+      <w:r>
+        <w:t xml:space="preserve"> </w:t>
+      </w:r>
+      <w:r>
+        <w:t xml:space="preserve">的三条核对点）。</w:t>
       </w:r>
     </w:p>
     <w:p>
@@ -18214,127 +18188,13 @@
           <w:bCs/>
           <w:b/>
         </w:rPr>
-        <w:t xml:space="preserve">统计要求是写定的。</w:t>
+        <w:t xml:space="preserve">工程代价也要写进方法章。</w:t>
       </w:r>
       <w:r>
         <w:t xml:space="preserve"> </w:t>
       </w:r>
       <w:r>
-        <w:t xml:space="preserve">分析单元是题，样本是题内重复测量，绝不能把「同一条提示跑两次」当成配对；题内先算臂均值，再跨题做配对比较；一律用 Holm 校正，校正后的阈值按实际对比数算；长度必须报告（④D §3.1）。</w:t>
-      </w:r>
-    </w:p>
-    <w:p>
-      <w:pPr>
-        <w:pStyle w:val="BodyText"/>
-      </w:pPr>
-      <w:r>
-        <w:t xml:space="preserve">还有一条专门针对「测不出来」的口径：落在对照臂噪声包络内的题占比达到或超过 60% 时，写「不可分辨」，不得写「无效应」。Phase 1 的实测正落在这一档：ckf_hit 在 5/5 题上落在对照臂噪声包络内，占比 100%，判为不可分辨（④D §3.1；出处</w:t>
-      </w:r>
-      <w:r>
-        <w:t xml:space="preserve"> </w:t>
-      </w:r>
-      <w:r>
-        <w:rPr>
-          <w:rStyle w:val="VerbatimChar"/>
-        </w:rPr>
-        <w:t xml:space="preserve">来源与底稿/第四组/第四组交付/data/report_p1.md</w:t>
-      </w:r>
-      <w:r>
-        <w:t xml:space="preserve"> </w:t>
-      </w:r>
-      <w:r>
-        <w:t xml:space="preserve">§5）。</w:t>
-      </w:r>
-    </w:p>
-    <w:p>
-      <w:pPr>
-        <w:pStyle w:val="BodyText"/>
-      </w:pPr>
-      <w:r>
-        <w:rPr>
-          <w:bCs/>
-          <w:b/>
-        </w:rPr>
-        <w:t xml:space="preserve">读数如何被第三方核。</w:t>
-      </w:r>
-      <w:r>
-        <w:t xml:space="preserve"> </w:t>
-      </w:r>
-      <w:r>
-        <w:t xml:space="preserve">D-1 的读数由两个互相独立的实现重算：</w:t>
-      </w:r>
-      <w:r>
-        <w:rPr>
-          <w:rStyle w:val="VerbatimChar"/>
-        </w:rPr>
-        <w:t xml:space="preserve">来源与底稿/第四组/复算/recompute_d1.py</w:t>
-      </w:r>
-      <w:r>
-        <w:t xml:space="preserve"> </w:t>
-      </w:r>
-      <w:r>
-        <w:t xml:space="preserve">与</w:t>
-      </w:r>
-      <w:r>
-        <w:t xml:space="preserve"> </w:t>
-      </w:r>
-      <w:r>
-        <w:rPr>
-          <w:rStyle w:val="VerbatimChar"/>
-        </w:rPr>
-        <w:t xml:space="preserve">evidence/my_own_d1.py</w:t>
-      </w:r>
-      <w:r>
-        <w:t xml:space="preserve">。两者互不 import，判定逻辑各自独立写。</w:t>
-      </w:r>
-    </w:p>
-    <w:p>
-      <w:pPr>
-        <w:pStyle w:val="BodyText"/>
-      </w:pPr>
-      <w:r>
-        <w:t xml:space="preserve">45 行配对的 synchronized 标志与第四组自己的分析产物逐行一致，不一致数为 0，并复现了第四组公布的三个 p 值：0.0010、0.0923、0.0063（④D §3.3、§4；核法见</w:t>
-      </w:r>
-      <w:r>
-        <w:t xml:space="preserve"> </w:t>
-      </w:r>
-      <w:r>
-        <w:rPr>
-          <w:rStyle w:val="VerbatimChar"/>
-        </w:rPr>
-        <w:t xml:space="preserve">来源与底稿/第四组/复算/README_复算说明.md</w:t>
-      </w:r>
-      <w:r>
-        <w:t xml:space="preserve"> </w:t>
-      </w:r>
-      <w:r>
-        <w:t xml:space="preserve">的三条核对点）。</w:t>
-      </w:r>
-    </w:p>
-    <w:p>
-      <w:pPr>
-        <w:pStyle w:val="BodyText"/>
-      </w:pPr>
-      <w:r>
-        <w:rPr>
-          <w:bCs/>
-          <w:b/>
-        </w:rPr>
-        <w:t xml:space="preserve">工程代价也要写进方法章。</w:t>
-      </w:r>
-      <w:r>
-        <w:t xml:space="preserve"> </w:t>
-      </w:r>
-      <w:r>
-        <w:t xml:space="preserve">审计中定位到结构化中间态若开着 thinking，同一个转移步返回正文 330 字符却烧掉 3129 tokens，其中 reasoning 占 95%；改成结构化输出并关掉 thinking 后，快 9.4 倍、省 95% token、截断消失，21.6 秒降到 2.3 秒（④D §6）。</w:t>
-      </w:r>
-    </w:p>
-    <w:p>
-      <w:pPr>
-        <w:pStyle w:val="BodyText"/>
-      </w:pPr>
-      <w:r>
-        <w:t xml:space="preserve">于是形成一条工程规范：生成正文时开 thinking，结构化中间态关 thinking（出处</w:t>
+        <w:t xml:space="preserve">审计中定位到结构化中间态若开着 thinking，同一个转移步返回正文 330 字符却烧掉 3129 tokens，其中 reasoning 占 95%；改成结构化输出并关掉 thinking 后，快 9.4 倍、省 95% token、截断消失，21.6 秒降到 2.3 秒（④D §6）。于是形成一条工程规范：生成正文时开 thinking，结构化中间态关 thinking（出处</w:t>
       </w:r>
       <w:r>
         <w:t xml:space="preserve"> </w:t>
@@ -18650,15 +18510,7 @@
         <w:pStyle w:val="BodyText"/>
       </w:pPr>
       <w:r>
-        <w:t xml:space="preserve">三个臂的 D-1 换值同步率分别是 C2 73.3%（11/15）、C0 26.7%（4/15）、C1 6.7%（1/15）（④D §3.3）。</w:t>
-      </w:r>
-    </w:p>
-    <w:p>
-      <w:pPr>
-        <w:pStyle w:val="BodyText"/>
-      </w:pPr>
-      <w:r>
-        <w:t xml:space="preserve">臂间配对的 2×2 表给出全部三个比较的细节，本章的复算与第四组自己的分析产物逐行一致（④D §3.3）：</w:t>
+        <w:t xml:space="preserve">三个臂的 D-1 换值同步率分别是 C2 73.3%（11/15）、C0 26.7%（4/15）、C1 6.7%（1/15）（④D §3.3）。臂间配对的 2×2 表给出全部三个比较的细节，本章的复算与第四组自己的分析产物逐行一致（④D §3.3）：</w:t>
       </w:r>
     </w:p>
     <w:tbl>
@@ -19029,7 +18881,7 @@
         <w:pStyle w:val="BodyText"/>
       </w:pPr>
       <w:r>
-        <w:t xml:space="preserve">其中 C2 与 C0 的配对检验 p=0.0923 未达预注册阈值。n=5 题，检出力不足，依预注册的写法记为检出力不足，不能写成已排除（④D §2.6、§4.3）。</w:t>
+        <w:t xml:space="preserve">其中 C2 与 C0 的配对检验 p=0.0923 未达预注册阈值。n=5 题，检出力不足，依预注册的写法记为检出力不足，不能写成已排除（④D §2.6、§4.3）。所以正确的表述不是「状态机无效」，而是：当前形态（只有取舍层）在 D-1 上无法与等强度提示词区分；加上事实层后，与单层的差别显著，与等强度提示词的差别检出力不足（④D §4.3）。</w:t>
       </w:r>
     </w:p>
     <w:p>
@@ -19037,7 +18889,17 @@
         <w:pStyle w:val="BodyText"/>
       </w:pPr>
       <w:r>
-        <w:t xml:space="preserve">所以正确的表述不是「状态机无效」，而是：当前形态（只有取舍层）在 D-1 上无法与等强度提示词区分；加上事实层后，与单层的差别显著，与等强度提示词的差别检出力不足（④D §4.3）。</w:t>
+        <w:rPr>
+          <w:bCs/>
+          <w:b/>
+        </w:rPr>
+        <w:t xml:space="preserve">分母必须披露。</w:t>
+      </w:r>
+      <w:r>
+        <w:t xml:space="preserve"> </w:t>
+      </w:r>
+      <w:r>
+        <w:t xml:space="preserve">C2 臂的 11/15 = 73.3% 里含 1 条空产出：C2 的 T04#2 配对中原版正文为 0 字符，mid.steps 只有 1 步、usage 为空，这条配对的「新值进原版 = 0.0%」是空产出免费满足的，不是检验通过，是无法检验。按含该失败生成的口径，C2 同步率是 n=15 的 73.3%；剔除后是 11/14 = 78.6%。两个口径下三个 McNemar 精确检验逐位不变（0.2500、0.0923、0.0063），判决不变。这是口径披露，不是结论改动（④D §3.3）。</w:t>
       </w:r>
     </w:p>
     <w:p>
@@ -19049,13 +18911,13 @@
           <w:bCs/>
           <w:b/>
         </w:rPr>
-        <w:t xml:space="preserve">分母必须披露。</w:t>
+        <w:t xml:space="preserve">其余读数与总判决。</w:t>
       </w:r>
       <w:r>
         <w:t xml:space="preserve"> </w:t>
       </w:r>
       <w:r>
-        <w:t xml:space="preserve">C2 臂的 11/15 = 73.3% 里含 1 条空产出：C2 的 T04#2 配对中原版正文为 0 字符，mid.steps 只有 1 步、usage 为空，这条配对的「新值进原版 = 0.0%」是空产出免费满足的，不是检验通过，是无法检验。</w:t>
+        <w:t xml:space="preserve">H2 状态锚定对跟随历史成立：swap_jaccard 的 C2 减 S 为 +0.0536，p_raw=0.0029，p_adj=0.0058，C2 在 5/5 题上都高于 C1 与 S（④D §3.4）。</w:t>
       </w:r>
     </w:p>
     <w:p>
@@ -19063,7 +18925,7 @@
         <w:pStyle w:val="BodyText"/>
       </w:pPr>
       <w:r>
-        <w:t xml:space="preserve">按含该失败生成的口径，C2 同步率是 n=15 的 73.3%；剔除后是 11/14 = 78.6%。</w:t>
+        <w:t xml:space="preserve">H3 极性编码不成立：C2 与 C0 仅 3/5 题同号，低于预注册要求的 4/5。这是关于设计形式的结论，不是关于状态的结论；极性须以结构或槽位而非措辞进入产出（④D §3.5）。</w:t>
       </w:r>
     </w:p>
     <w:p>
@@ -19071,7 +18933,7 @@
         <w:pStyle w:val="BodyText"/>
       </w:pPr>
       <w:r>
-        <w:t xml:space="preserve">两个口径下三个 McNemar 精确检验逐位不变（0.2500、0.0923、0.0063），判决不变。这是口径披露，不是结论改动（④D §3.3）。</w:t>
+        <w:t xml:space="preserve">H4 已排除选项的抑制方向成立但未达显著：抑制量 +0.1500，p=0.2048，n=5 题检出力不足，只能写方向正。C1、S、C0 结构上没有这个量，无法被提示词伪造（④D §3.6）。四条假设合起来落在总判决「部分成立」这一档（④D §3.7）。</w:t>
       </w:r>
     </w:p>
     <w:p>
@@ -19083,13 +18945,49 @@
           <w:bCs/>
           <w:b/>
         </w:rPr>
-        <w:t xml:space="preserve">其余读数与总判决。</w:t>
+        <w:t xml:space="preserve">靶子问题必须写清：结论不得外推到情感。</w:t>
       </w:r>
       <w:r>
         <w:t xml:space="preserve"> </w:t>
       </w:r>
       <w:r>
-        <w:t xml:space="preserve">H2 状态锚定对跟随历史成立：swap_jaccard 的 C2 减 S 为 +0.0536，p_raw=0.0029，p_adj=0.0058，C2 在 5/5 题上都高于 C1 与 S（④D §3.4）。</w:t>
+        <w:t xml:space="preserve">本篇实测只覆盖观点型状态，情感型状态一次都没有进过实验。这条限定有两重依据，两重都可核。第一重是第四组自己的边界声明，在 v6 稿里出现五处（</w:t>
+      </w:r>
+      <w:r>
+        <w:rPr>
+          <w:rStyle w:val="VerbatimChar"/>
+        </w:rPr>
+        <w:t xml:space="preserve">来源与底稿/第四组/README_归档索引.md</w:t>
+      </w:r>
+      <w:r>
+        <w:t xml:space="preserve"> </w:t>
+      </w:r>
+      <w:r>
+        <w:t xml:space="preserve">收录清单第 11 项；文件</w:t>
+      </w:r>
+      <w:r>
+        <w:t xml:space="preserve"> </w:t>
+      </w:r>
+      <w:r>
+        <w:rPr>
+          <w:rStyle w:val="VerbatimChar"/>
+        </w:rPr>
+        <w:t xml:space="preserve">来源与底稿/第四组/group4_state_driven/PAPER_draft.md</w:t>
+      </w:r>
+      <w:r>
+        <w:t xml:space="preserve">，sha256 前 8 位 1c4467c7），具体位置是摘要的第 ⑤ 条、局限表中的「状态类型单一」行、§7.8 及其紧接的下一段、以及结论的诚实边界。第二重是本章对原始产出的独立核验：</w:t>
+      </w:r>
+      <w:r>
+        <w:rPr>
+          <w:rStyle w:val="VerbatimChar"/>
+        </w:rPr>
+        <w:t xml:space="preserve">来源与底稿/第四组/group4_state_driven/archive/runs/p2_orig.jsonl</w:t>
+      </w:r>
+      <w:r>
+        <w:t xml:space="preserve"> </w:t>
+      </w:r>
+      <w:r>
+        <w:t xml:space="preserve">里 5 份状态档案（kind=stance）全部是立场或观点型，字段为立场核心、拒绝、语气、强度封顶、锚定问题，另有取舍约束、来历、选它的理由与自选极性，没有一份情感型状态；5 道题也都是观点型任务。因此本章的全部读数都是观点型状态的读数。「情感与观点的统一」是第四组提出的一个待验命题，本篇既不主张它成立，也不主张它不成立（④D §1.2、§10.1 的 T-D-08）。</w:t>
       </w:r>
     </w:p>
     <w:p>
@@ -19097,135 +18995,17 @@
         <w:pStyle w:val="BodyText"/>
       </w:pPr>
       <w:r>
-        <w:t xml:space="preserve">H3 极性编码不成立：C2 与 C0 仅 3/5 题同号，低于预注册要求的 4/5。这是关于设计形式的结论，不是关于状态的结论；极性须以结构或槽位而非措辞进入产出（④D §3.5）。</w:t>
-      </w:r>
-    </w:p>
-    <w:p>
-      <w:pPr>
-        <w:pStyle w:val="BodyText"/>
-      </w:pPr>
-      <w:r>
-        <w:t xml:space="preserve">H4 已排除选项的抑制方向成立但未达显著：抑制量 +0.1500，p=0.2048，n=5 题检出力不足，只能写方向正。C1、S、C0 结构上没有这个量，无法被提示词伪造（④D §3.6）。</w:t>
-      </w:r>
-    </w:p>
-    <w:p>
-      <w:pPr>
-        <w:pStyle w:val="BodyText"/>
-      </w:pPr>
-      <w:r>
-        <w:t xml:space="preserve">四条假设合起来落在总判决「部分成立」这一档（④D §3.7）。</w:t>
-      </w:r>
-    </w:p>
-    <w:p>
-      <w:pPr>
-        <w:pStyle w:val="BodyText"/>
-      </w:pPr>
-      <w:r>
-        <w:rPr>
-          <w:bCs/>
-          <w:b/>
-        </w:rPr>
-        <w:t xml:space="preserve">靶子问题必须写清：结论不得外推到情感。</w:t>
+        <w:rPr>
+          <w:bCs/>
+          <w:b/>
+        </w:rPr>
+        <w:t xml:space="preserve">限定与自我设限要分开处理。</w:t>
       </w:r>
       <w:r>
         <w:t xml:space="preserve"> </w:t>
       </w:r>
       <w:r>
-        <w:t xml:space="preserve">本篇实测只覆盖观点型状态，情感型状态一次都没有进过实验。</w:t>
-      </w:r>
-    </w:p>
-    <w:p>
-      <w:pPr>
-        <w:pStyle w:val="BodyText"/>
-      </w:pPr>
-      <w:r>
-        <w:t xml:space="preserve">这条限定有两重依据，两重都可核。</w:t>
-      </w:r>
-    </w:p>
-    <w:p>
-      <w:pPr>
-        <w:pStyle w:val="BodyText"/>
-      </w:pPr>
-      <w:r>
-        <w:t xml:space="preserve">第一重是第四组自己的边界声明，在 v6 稿里出现五处（</w:t>
-      </w:r>
-      <w:r>
-        <w:rPr>
-          <w:rStyle w:val="VerbatimChar"/>
-        </w:rPr>
-        <w:t xml:space="preserve">来源与底稿/第四组/README_归档索引.md</w:t>
-      </w:r>
-      <w:r>
-        <w:t xml:space="preserve"> </w:t>
-      </w:r>
-      <w:r>
-        <w:t xml:space="preserve">收录清单第 11 项；文件</w:t>
-      </w:r>
-      <w:r>
-        <w:t xml:space="preserve"> </w:t>
-      </w:r>
-      <w:r>
-        <w:rPr>
-          <w:rStyle w:val="VerbatimChar"/>
-        </w:rPr>
-        <w:t xml:space="preserve">来源与底稿/第四组/group4_state_driven/PAPER_draft.md</w:t>
-      </w:r>
-      <w:r>
-        <w:t xml:space="preserve">，sha256 前 8 位 1c4467c7），具体位置是摘要的第 ⑤ 条、局限表中的「状态类型单一」行、§7.8 及其紧接的下一段、以及结论的诚实边界。</w:t>
-      </w:r>
-    </w:p>
-    <w:p>
-      <w:pPr>
-        <w:pStyle w:val="BodyText"/>
-      </w:pPr>
-      <w:r>
-        <w:t xml:space="preserve">第二重是本章对原始产出的独立核验：</w:t>
-      </w:r>
-      <w:r>
-        <w:rPr>
-          <w:rStyle w:val="VerbatimChar"/>
-        </w:rPr>
-        <w:t xml:space="preserve">来源与底稿/第四组/group4_state_driven/archive/runs/p2_orig.jsonl</w:t>
-      </w:r>
-      <w:r>
-        <w:t xml:space="preserve"> </w:t>
-      </w:r>
-      <w:r>
-        <w:t xml:space="preserve">里 5 份状态档案（kind=stance）全部是立场或观点型，字段为立场核心、拒绝、语气、强度封顶、锚定问题，另有取舍约束、来历、选它的理由与自选极性，没有一份情感型状态；5 道题也都是观点型任务。</w:t>
-      </w:r>
-    </w:p>
-    <w:p>
-      <w:pPr>
-        <w:pStyle w:val="BodyText"/>
-      </w:pPr>
-      <w:r>
-        <w:t xml:space="preserve">因此本章的全部读数都是观点型状态的读数。「情感与观点的统一」是第四组提出的一个待验命题，本篇既不主张它成立，也不主张它不成立（④D §1.2、§10.1 的 T-D-08）。</w:t>
-      </w:r>
-    </w:p>
-    <w:p>
-      <w:pPr>
-        <w:pStyle w:val="BodyText"/>
-      </w:pPr>
-      <w:r>
-        <w:rPr>
-          <w:bCs/>
-          <w:b/>
-        </w:rPr>
-        <w:t xml:space="preserve">限定与自我设限要分开处理。</w:t>
-      </w:r>
-      <w:r>
-        <w:t xml:space="preserve"> </w:t>
-      </w:r>
-      <w:r>
-        <w:t xml:space="preserve">下面几条是限定，它们限定的是主张的适用范围，应原样保留：观点型不外推到情感；n=5 题只对大效应有检出力，配对 t 在 Cohen d=1.0 时功效约 0.62，不显著不能写成无效应；没有随机化；D-1 至 D-3 是代理指标，不是「思想驱动」的直接测量；被测只有 MiniMax-M3 一个模型，且温度设为 0 在该模型上仍非确定性（④D §3.7、§9）。</w:t>
-      </w:r>
-    </w:p>
-    <w:p>
-      <w:pPr>
-        <w:pStyle w:val="BodyText"/>
-      </w:pPr>
-      <w:r>
-        <w:t xml:space="preserve">而下面这些是自我设限，它们必须改写成下一步要做的事：Phase 2 至少 10 题 × 4 样本，把 C2 与 C0 的配对检验推到可稳定判读的样本量（④D §3.7 的检出力测算）；v3 让取舍本身离散化，维度从观测的 gaps 派生，模型在给定维度上表态坚持、放弃或折中并给出优先级 1 至 3，把决策权部分回代码（④D §8）；补上情感型状态臂；为选择器一类读数预注册最小实际效应量并补纯重跑地板，把「未检出」与「已排除」分开（④D §3.9.2）。</w:t>
+        <w:t xml:space="preserve">下面几条是限定，它们限定的是主张的适用范围，应原样保留：观点型不外推到情感；n=5 题只对大效应有检出力，配对 t 在 Cohen d=1.0 时功效约 0.62，不显著不能写成无效应；没有随机化；D-1 至 D-3 是代理指标，不是「思想驱动」的直接测量；被测只有 MiniMax-M3 一个模型，且温度设为 0 在该模型上仍非确定性（④D §3.7、§9）。而下面这些是自我设限，它们必须改写成下一步要做的事：Phase 2 至少 10 题 × 4 样本，把 C2 与 C0 的配对检验推到可稳定判读的样本量（④D §3.7 的检出力测算）；v3 让取舍本身离散化，维度从观测的 gaps 派生，模型在给定维度上表态坚持、放弃或折中并给出优先级 1 至 3，把决策权部分回代码（④D §8）；补上情感型状态臂；为选择器一类读数预注册最小实际效应量并补纯重跑地板，把「未检出」与「已排除」分开（④D §3.9.2）。</w:t>
       </w:r>
     </w:p>
     <w:p>

--- a/papers/01_L1_PrematureConvergence_交差稿.docx
+++ b/papers/01_L1_PrematureConvergence_交差稿.docx
@@ -14742,7 +14742,17 @@
               <w:jc w:val="left"/>
             </w:pPr>
             <w:r>
-              <w:t xml:space="preserve">新奖励批里跨槽位矛盾对数这一项在多数样本上取非零值（15 题版 86/88 = 97.7%、13 题版 98/100 = 98.0% 的样本该项为 0）</w:t>
+              <w:t xml:space="preserve">新奖励批里跨槽位矛盾对数这一项在多数样本上取非零值（</w:t>
+            </w:r>
+            <w:r>
+              <w:rPr>
+                <w:bCs/>
+                <w:b/>
+              </w:rPr>
+              <w:t xml:space="preserve">待检验命题</w:t>
+            </w:r>
+            <w:r>
+              <w:t xml:space="preserve">；★ 已有观测：15 题版 86/88 = 97.7%、13 题版 98/100 = 98.0% 的样本该项为 0）</w:t>
             </w:r>
           </w:p>
         </w:tc>
